--- a/student-guide/Student_Guide.docx
+++ b/student-guide/Student_Guide.docx
@@ -27,13 +27,13 @@
         <w:pStyle w:val="Date"/>
       </w:pPr>
       <w:r>
-        <w:t xml:space="preserve">January</w:t>
+        <w:t xml:space="preserve">February</w:t>
       </w:r>
       <w:r>
         <w:t xml:space="preserve"> </w:t>
       </w:r>
       <w:r>
-        <w:t xml:space="preserve">27,</w:t>
+        <w:t xml:space="preserve">06,</w:t>
       </w:r>
       <w:r>
         <w:t xml:space="preserve"> </w:t>
@@ -82,7 +82,7 @@
         <w:pStyle w:val="FirstParagraph"/>
       </w:pPr>
       <w:r>
-        <w:t xml:space="preserve">This book is part of a series of books for the Genomic Data Science Analysis, Visualization, and Informatics Lab-space (AnVIL) of the National Human Genome Research Institute (NHGRI). Learn more about AnVIL by visiting</w:t>
+        <w:t xml:space="preserve">Thadsfasdis book is part of a series of books for the Genomic Data Science Analysis, Visualization, and Informatics Lab-space (AnVIL) of the National Human Genome Research Institute (NHGRI). Learn more about AnVIL by visiting</w:t>
       </w:r>
       <w:r>
         <w:t xml:space="preserve"> </w:t>
